--- a/writeup/setup.docx
+++ b/writeup/setup.docx
@@ -6,13 +6,11 @@
       <w:pPr>
         <w:rPr>
           <w:szCs w:val="22"/>
-          <w:lang w:val="en-GB"/>
-        </w:rPr>
-      </w:pPr>
-      <w:r>
-        <w:rPr>
-          <w:szCs w:val="22"/>
-          <w:lang w:val="en-GB"/>
+        </w:rPr>
+      </w:pPr>
+      <w:r>
+        <w:rPr>
+          <w:szCs w:val="22"/>
         </w:rPr>
         <w:t xml:space="preserve">Imagine we’re sampling asymptomatic individuals for a vaccine trial. What’s the probability they’re infected? </w:t>
       </w:r>
@@ -21,7 +19,6 @@
       <w:pPr>
         <w:rPr>
           <w:szCs w:val="22"/>
-          <w:lang w:val="en-GB"/>
         </w:rPr>
       </w:pPr>
     </w:p>
@@ -35,14 +32,12 @@
         <w:rPr>
           <w:rFonts w:eastAsiaTheme="minorEastAsia"/>
           <w:szCs w:val="22"/>
-          <w:lang w:val="en-GB"/>
-        </w:rPr>
-      </w:pPr>
-      <w:r>
-        <w:rPr>
-          <w:rFonts w:eastAsiaTheme="minorEastAsia"/>
-          <w:szCs w:val="22"/>
-          <w:lang w:val="en-GB"/>
+        </w:rPr>
+      </w:pPr>
+      <w:r>
+        <w:rPr>
+          <w:rFonts w:eastAsiaTheme="minorEastAsia"/>
+          <w:szCs w:val="22"/>
         </w:rPr>
         <w:t xml:space="preserve">Let </w:t>
       </w:r>
@@ -51,7 +46,6 @@
           <w:rPr>
             <w:rFonts w:ascii="Cambria Math" w:eastAsiaTheme="minorEastAsia" w:hAnsi="Cambria Math"/>
             <w:szCs w:val="22"/>
-            <w:lang w:val="en-GB"/>
           </w:rPr>
           <m:t>a</m:t>
         </m:r>
@@ -60,7 +54,6 @@
         <w:rPr>
           <w:rFonts w:eastAsiaTheme="minorEastAsia"/>
           <w:szCs w:val="22"/>
-          <w:lang w:val="en-GB"/>
         </w:rPr>
         <w:t xml:space="preserve"> </w:t>
       </w:r>
@@ -68,7 +61,6 @@
         <w:rPr>
           <w:rFonts w:eastAsiaTheme="minorEastAsia"/>
           <w:szCs w:val="22"/>
-          <w:lang w:val="en-GB"/>
         </w:rPr>
         <w:t xml:space="preserve">be a person’s age at the time of the trial. </w:t>
       </w:r>
@@ -83,13 +75,11 @@
         <w:rPr>
           <w:rFonts w:eastAsiaTheme="minorEastAsia"/>
           <w:szCs w:val="22"/>
-          <w:lang w:val="en-GB"/>
-        </w:rPr>
-      </w:pPr>
-      <w:r>
-        <w:rPr>
-          <w:szCs w:val="22"/>
-          <w:lang w:val="en-GB"/>
+        </w:rPr>
+      </w:pPr>
+      <w:r>
+        <w:rPr>
+          <w:szCs w:val="22"/>
         </w:rPr>
         <w:t xml:space="preserve">Let </w:t>
       </w:r>
@@ -98,7 +88,6 @@
           <w:rPr>
             <w:rFonts w:ascii="Cambria Math" w:hAnsi="Cambria Math"/>
             <w:szCs w:val="22"/>
-            <w:lang w:val="en-GB"/>
           </w:rPr>
           <m:t>I</m:t>
         </m:r>
@@ -106,30 +95,20 @@
       <w:r>
         <w:rPr>
           <w:szCs w:val="22"/>
-          <w:lang w:val="en-GB"/>
-        </w:rPr>
-        <w:t xml:space="preserve"> be a random variable describing whether a person’s been infected</w:t>
-      </w:r>
-      <w:r>
-        <w:rPr>
-          <w:szCs w:val="22"/>
-          <w:lang w:val="en-GB"/>
-        </w:rPr>
-        <w:t xml:space="preserve"> prior to age </w:t>
+        </w:rPr>
+        <w:t xml:space="preserve"> be a random variable describing whether a person’s been infected prior to age </w:t>
       </w:r>
       <w:r>
         <w:rPr>
           <w:i/>
           <w:iCs/>
           <w:szCs w:val="22"/>
-          <w:lang w:val="en-GB"/>
         </w:rPr>
         <w:t>a</w:t>
       </w:r>
       <w:r>
         <w:rPr>
           <w:szCs w:val="22"/>
-          <w:lang w:val="en-GB"/>
         </w:rPr>
         <w:t xml:space="preserve"> (</w:t>
       </w:r>
@@ -138,7 +117,6 @@
           <w:rPr>
             <w:rFonts w:ascii="Cambria Math" w:hAnsi="Cambria Math"/>
             <w:szCs w:val="22"/>
-            <w:lang w:val="en-GB"/>
           </w:rPr>
           <m:t xml:space="preserve">I </m:t>
         </m:r>
@@ -149,7 +127,6 @@
           <w:rPr>
             <w:rFonts w:ascii="Cambria Math" w:hAnsi="Cambria Math"/>
             <w:szCs w:val="22"/>
-            <w:lang w:val="en-GB"/>
           </w:rPr>
           <m:t>∈</m:t>
         </m:r>
@@ -160,7 +137,6 @@
           <w:rPr>
             <w:rFonts w:ascii="Cambria Math" w:hAnsi="Cambria Math"/>
             <w:szCs w:val="22"/>
-            <w:lang w:val="en-GB"/>
           </w:rPr>
           <m:t>{</m:t>
         </m:r>
@@ -168,7 +144,6 @@
           <w:rPr>
             <w:rFonts w:ascii="Cambria Math" w:hAnsi="Cambria Math"/>
             <w:szCs w:val="22"/>
-            <w:lang w:val="en-GB"/>
           </w:rPr>
           <m:t>0, 1</m:t>
         </m:r>
@@ -179,7 +154,6 @@
           <w:rPr>
             <w:rFonts w:ascii="Cambria Math" w:hAnsi="Cambria Math"/>
             <w:szCs w:val="22"/>
-            <w:lang w:val="en-GB"/>
           </w:rPr>
           <m:t>}</m:t>
         </m:r>
@@ -188,17 +162,8 @@
         <w:rPr>
           <w:rFonts w:eastAsiaTheme="minorEastAsia"/>
           <w:szCs w:val="22"/>
-          <w:lang w:val="en-GB"/>
-        </w:rPr>
-        <w:t xml:space="preserve"> for {uninfected, infected})</w:t>
-      </w:r>
-      <w:r>
-        <w:rPr>
-          <w:rFonts w:eastAsiaTheme="minorEastAsia"/>
-          <w:szCs w:val="22"/>
-          <w:lang w:val="en-GB"/>
-        </w:rPr>
-        <w:t xml:space="preserve">. </w:t>
+        </w:rPr>
+        <w:t xml:space="preserve"> for {uninfected, infected}). </w:t>
       </w:r>
     </w:p>
     <w:p>
@@ -211,14 +176,12 @@
         <w:rPr>
           <w:rFonts w:eastAsiaTheme="minorEastAsia"/>
           <w:szCs w:val="22"/>
-          <w:lang w:val="en-GB"/>
-        </w:rPr>
-      </w:pPr>
-      <w:r>
-        <w:rPr>
-          <w:rFonts w:eastAsiaTheme="minorEastAsia"/>
-          <w:szCs w:val="22"/>
-          <w:lang w:val="en-GB"/>
+        </w:rPr>
+      </w:pPr>
+      <w:r>
+        <w:rPr>
+          <w:rFonts w:eastAsiaTheme="minorEastAsia"/>
+          <w:szCs w:val="22"/>
         </w:rPr>
         <w:t xml:space="preserve">Let </w:t>
       </w:r>
@@ -227,7 +190,6 @@
           <w:rPr>
             <w:rFonts w:ascii="Cambria Math" w:eastAsiaTheme="minorEastAsia" w:hAnsi="Cambria Math"/>
             <w:szCs w:val="22"/>
-            <w:lang w:val="en-GB"/>
           </w:rPr>
           <m:t>S</m:t>
         </m:r>
@@ -236,7 +198,6 @@
         <w:rPr>
           <w:rFonts w:eastAsiaTheme="minorEastAsia"/>
           <w:szCs w:val="22"/>
-          <w:lang w:val="en-GB"/>
         </w:rPr>
         <w:t xml:space="preserve"> be a random variable describing whether a person has symptoms at age </w:t>
       </w:r>
@@ -246,7 +207,6 @@
           <w:i/>
           <w:iCs/>
           <w:szCs w:val="22"/>
-          <w:lang w:val="en-GB"/>
         </w:rPr>
         <w:t>a</w:t>
       </w:r>
@@ -254,7 +214,6 @@
         <w:rPr>
           <w:rFonts w:eastAsiaTheme="minorEastAsia"/>
           <w:szCs w:val="22"/>
-          <w:lang w:val="en-GB"/>
         </w:rPr>
         <w:t xml:space="preserve"> </w:t>
       </w:r>
@@ -269,14 +228,12 @@
         <w:rPr>
           <w:rFonts w:eastAsiaTheme="minorEastAsia"/>
           <w:szCs w:val="22"/>
-          <w:lang w:val="en-GB"/>
-        </w:rPr>
-      </w:pPr>
-      <w:r>
-        <w:rPr>
-          <w:rFonts w:eastAsiaTheme="minorEastAsia"/>
-          <w:szCs w:val="22"/>
-          <w:lang w:val="en-GB"/>
+        </w:rPr>
+      </w:pPr>
+      <w:r>
+        <w:rPr>
+          <w:rFonts w:eastAsiaTheme="minorEastAsia"/>
+          <w:szCs w:val="22"/>
         </w:rPr>
         <w:t xml:space="preserve">Let </w:t>
       </w:r>
@@ -285,7 +242,6 @@
           <w:rPr>
             <w:rFonts w:ascii="Cambria Math" w:eastAsiaTheme="minorEastAsia" w:hAnsi="Cambria Math"/>
             <w:szCs w:val="22"/>
-            <w:lang w:val="en-GB"/>
           </w:rPr>
           <m:t>R</m:t>
         </m:r>
@@ -294,7 +250,6 @@
         <w:rPr>
           <w:rFonts w:eastAsiaTheme="minorEastAsia"/>
           <w:szCs w:val="22"/>
-          <w:lang w:val="en-GB"/>
         </w:rPr>
         <w:t xml:space="preserve"> be a random variable describing whether a person is a slow or a fast progressor (</w:t>
       </w:r>
@@ -303,7 +258,6 @@
           <w:rPr>
             <w:rFonts w:ascii="Cambria Math" w:eastAsiaTheme="minorEastAsia" w:hAnsi="Cambria Math"/>
             <w:szCs w:val="22"/>
-            <w:lang w:val="en-GB"/>
           </w:rPr>
           <m:t xml:space="preserve">R </m:t>
         </m:r>
@@ -314,7 +268,6 @@
           <w:rPr>
             <w:rFonts w:ascii="Cambria Math" w:eastAsiaTheme="minorEastAsia" w:hAnsi="Cambria Math"/>
             <w:szCs w:val="22"/>
-            <w:lang w:val="en-GB"/>
           </w:rPr>
           <m:t>∈</m:t>
         </m:r>
@@ -325,7 +278,6 @@
           <w:rPr>
             <w:rFonts w:ascii="Cambria Math" w:eastAsiaTheme="minorEastAsia" w:hAnsi="Cambria Math"/>
             <w:szCs w:val="22"/>
-            <w:lang w:val="en-GB"/>
           </w:rPr>
           <m:t>{</m:t>
         </m:r>
@@ -333,7 +285,6 @@
           <w:rPr>
             <w:rFonts w:ascii="Cambria Math" w:eastAsiaTheme="minorEastAsia" w:hAnsi="Cambria Math"/>
             <w:szCs w:val="22"/>
-            <w:lang w:val="en-GB"/>
           </w:rPr>
           <m:t>s, f</m:t>
         </m:r>
@@ -344,7 +295,6 @@
           <w:rPr>
             <w:rFonts w:ascii="Cambria Math" w:eastAsiaTheme="minorEastAsia" w:hAnsi="Cambria Math"/>
             <w:szCs w:val="22"/>
-            <w:lang w:val="en-GB"/>
           </w:rPr>
           <m:t>}</m:t>
         </m:r>
@@ -353,7 +303,6 @@
         <w:rPr>
           <w:rFonts w:eastAsiaTheme="minorEastAsia"/>
           <w:szCs w:val="22"/>
-          <w:lang w:val="en-GB"/>
         </w:rPr>
         <w:t xml:space="preserve">). </w:t>
       </w:r>
@@ -363,34 +312,2365 @@
         <w:rPr>
           <w:rFonts w:eastAsiaTheme="minorEastAsia"/>
           <w:szCs w:val="22"/>
-          <w:lang w:val="en-GB"/>
-        </w:rPr>
-      </w:pPr>
-    </w:p>
-    <w:p>
-      <w:pPr>
-        <w:rPr>
-          <w:rFonts w:eastAsiaTheme="minorEastAsia"/>
-          <w:szCs w:val="22"/>
-          <w:lang w:val="en-GB"/>
-        </w:rPr>
-      </w:pPr>
-      <w:r>
-        <w:rPr>
-          <w:rFonts w:eastAsiaTheme="minorEastAsia"/>
-          <w:szCs w:val="22"/>
-          <w:lang w:val="en-GB"/>
+        </w:rPr>
+      </w:pPr>
+    </w:p>
+    <w:p>
+      <w:pPr>
+        <w:rPr>
+          <w:rFonts w:eastAsiaTheme="minorEastAsia"/>
+          <w:szCs w:val="22"/>
+        </w:rPr>
+      </w:pPr>
+      <w:r>
+        <w:rPr>
+          <w:rFonts w:eastAsiaTheme="minorEastAsia"/>
+          <w:szCs w:val="22"/>
         </w:rPr>
         <w:t>We want</w:t>
       </w:r>
     </w:p>
     <w:p>
       <w:pPr>
-        <w:ind w:left="360"/>
-        <w:rPr>
-          <w:rFonts w:eastAsiaTheme="minorEastAsia"/>
-          <w:szCs w:val="22"/>
-          <w:lang w:val="en-GB"/>
+        <w:rPr>
+          <w:rFonts w:eastAsiaTheme="minorEastAsia"/>
+          <w:szCs w:val="22"/>
+        </w:rPr>
+      </w:pPr>
+    </w:p>
+    <w:p>
+      <w:pPr>
+        <w:rPr>
+          <w:rFonts w:eastAsiaTheme="minorEastAsia"/>
+          <w:szCs w:val="22"/>
+        </w:rPr>
+      </w:pPr>
+    </w:p>
+    <w:p>
+      <w:pPr>
+        <w:rPr>
+          <w:rFonts w:eastAsiaTheme="minorEastAsia"/>
+          <w:b/>
+          <w:bCs/>
+          <w:szCs w:val="22"/>
+        </w:rPr>
+      </w:pPr>
+      <w:r>
+        <w:rPr>
+          <w:rFonts w:eastAsiaTheme="minorEastAsia"/>
+          <w:b/>
+          <w:bCs/>
+          <w:szCs w:val="22"/>
+        </w:rPr>
+        <w:t>Draw a person from the population and simulate their infection trajectory</w:t>
+      </w:r>
+      <w:r>
+        <w:rPr>
+          <w:rFonts w:eastAsiaTheme="minorEastAsia"/>
+          <w:b/>
+          <w:bCs/>
+          <w:szCs w:val="22"/>
+        </w:rPr>
+        <w:t xml:space="preserve">. </w:t>
+      </w:r>
+    </w:p>
+    <w:p>
+      <w:pPr>
+        <w:pStyle w:val="ListParagraph"/>
+        <w:numPr>
+          <w:ilvl w:val="0"/>
+          <w:numId w:val="11"/>
+        </w:numPr>
+        <w:rPr>
+          <w:rFonts w:eastAsiaTheme="minorEastAsia"/>
+          <w:szCs w:val="22"/>
+        </w:rPr>
+      </w:pPr>
+      <w:r>
+        <w:rPr>
+          <w:rFonts w:eastAsiaTheme="minorEastAsia"/>
+          <w:szCs w:val="22"/>
+        </w:rPr>
+        <w:t xml:space="preserve">Draw the person’s </w:t>
+      </w:r>
+      <w:r>
+        <w:rPr>
+          <w:rFonts w:eastAsiaTheme="minorEastAsia"/>
+          <w:b/>
+          <w:bCs/>
+          <w:szCs w:val="22"/>
+        </w:rPr>
+        <w:t>age</w:t>
+      </w:r>
+      <w:r>
+        <w:rPr>
+          <w:rFonts w:eastAsiaTheme="minorEastAsia"/>
+          <w:szCs w:val="22"/>
+        </w:rPr>
+        <w:t xml:space="preserve"> </w:t>
+      </w:r>
+      <m:oMath>
+        <m:r>
+          <w:rPr>
+            <w:rFonts w:ascii="Cambria Math" w:eastAsiaTheme="minorEastAsia" w:hAnsi="Cambria Math"/>
+            <w:szCs w:val="22"/>
+          </w:rPr>
+          <m:t>a</m:t>
+        </m:r>
+      </m:oMath>
+      <w:r>
+        <w:rPr>
+          <w:rFonts w:eastAsiaTheme="minorEastAsia"/>
+          <w:szCs w:val="22"/>
+        </w:rPr>
+        <w:t xml:space="preserve"> </w:t>
+      </w:r>
+      <w:r>
+        <w:rPr>
+          <w:rFonts w:eastAsiaTheme="minorEastAsia"/>
+          <w:szCs w:val="22"/>
+        </w:rPr>
+        <w:t>from the population</w:t>
+      </w:r>
+      <w:r>
+        <w:rPr>
+          <w:rFonts w:eastAsiaTheme="minorEastAsia"/>
+          <w:szCs w:val="22"/>
+        </w:rPr>
+        <w:t xml:space="preserve">-level </w:t>
+      </w:r>
+      <w:r>
+        <w:rPr>
+          <w:rFonts w:eastAsiaTheme="minorEastAsia"/>
+          <w:szCs w:val="22"/>
+        </w:rPr>
+        <w:t>age distribution</w:t>
+      </w:r>
+      <w:r>
+        <w:rPr>
+          <w:rFonts w:eastAsiaTheme="minorEastAsia"/>
+          <w:szCs w:val="22"/>
+        </w:rPr>
+        <w:t xml:space="preserve">. </w:t>
+      </w:r>
+      <w:r>
+        <w:rPr>
+          <w:rFonts w:eastAsiaTheme="minorEastAsia"/>
+          <w:szCs w:val="22"/>
+        </w:rPr>
+        <w:t xml:space="preserve">This is their age at the current moment, </w:t>
+      </w:r>
+      <w:r>
+        <w:rPr>
+          <w:rFonts w:eastAsiaTheme="minorEastAsia"/>
+          <w:i/>
+          <w:iCs/>
+          <w:szCs w:val="22"/>
+        </w:rPr>
+        <w:t>i.e.</w:t>
+      </w:r>
+      <w:r>
+        <w:rPr>
+          <w:rFonts w:eastAsiaTheme="minorEastAsia"/>
+          <w:szCs w:val="22"/>
+        </w:rPr>
+        <w:t xml:space="preserve">, at the time of the vaccine trial. </w:t>
+      </w:r>
+    </w:p>
+    <w:p>
+      <w:pPr>
+        <w:pStyle w:val="ListParagraph"/>
+        <w:numPr>
+          <w:ilvl w:val="0"/>
+          <w:numId w:val="11"/>
+        </w:numPr>
+        <w:rPr>
+          <w:rFonts w:eastAsiaTheme="minorEastAsia"/>
+          <w:szCs w:val="22"/>
+        </w:rPr>
+      </w:pPr>
+      <w:r>
+        <w:rPr>
+          <w:rFonts w:eastAsiaTheme="minorEastAsia"/>
+          <w:szCs w:val="22"/>
+        </w:rPr>
+        <w:t xml:space="preserve">Draw the person’s </w:t>
+      </w:r>
+      <w:r>
+        <w:rPr>
+          <w:rFonts w:eastAsiaTheme="minorEastAsia"/>
+          <w:b/>
+          <w:bCs/>
+          <w:szCs w:val="22"/>
+        </w:rPr>
+        <w:t>progressor type</w:t>
+      </w:r>
+      <w:r>
+        <w:rPr>
+          <w:rFonts w:eastAsiaTheme="minorEastAsia"/>
+          <w:szCs w:val="22"/>
+        </w:rPr>
+        <w:t xml:space="preserve"> (fast or slow) according to the population-level </w:t>
+      </w:r>
+      <w:r>
+        <w:rPr>
+          <w:rFonts w:eastAsiaTheme="minorEastAsia"/>
+          <w:szCs w:val="22"/>
+        </w:rPr>
+        <w:t>probabilities</w:t>
+      </w:r>
+      <w:r>
+        <w:rPr>
+          <w:rFonts w:eastAsiaTheme="minorEastAsia"/>
+          <w:szCs w:val="22"/>
+        </w:rPr>
+        <w:t xml:space="preserve">. </w:t>
+      </w:r>
+    </w:p>
+    <w:p>
+      <w:pPr>
+        <w:pStyle w:val="ListParagraph"/>
+        <w:numPr>
+          <w:ilvl w:val="0"/>
+          <w:numId w:val="11"/>
+        </w:numPr>
+        <w:rPr>
+          <w:rFonts w:eastAsiaTheme="minorEastAsia"/>
+          <w:szCs w:val="22"/>
+        </w:rPr>
+      </w:pPr>
+      <w:r>
+        <w:rPr>
+          <w:rFonts w:eastAsiaTheme="minorEastAsia"/>
+          <w:szCs w:val="22"/>
+        </w:rPr>
+        <w:t xml:space="preserve">Simulate the person’s </w:t>
+      </w:r>
+      <w:r>
+        <w:rPr>
+          <w:rFonts w:eastAsiaTheme="minorEastAsia"/>
+          <w:b/>
+          <w:bCs/>
+          <w:szCs w:val="22"/>
+        </w:rPr>
+        <w:t xml:space="preserve">age at </w:t>
+      </w:r>
+      <w:proofErr w:type="spellStart"/>
+      <w:r>
+        <w:rPr>
+          <w:rFonts w:eastAsiaTheme="minorEastAsia"/>
+          <w:b/>
+          <w:bCs/>
+          <w:i/>
+          <w:iCs/>
+          <w:szCs w:val="22"/>
+        </w:rPr>
+        <w:t>Mtb</w:t>
+      </w:r>
+      <w:proofErr w:type="spellEnd"/>
+      <w:r>
+        <w:rPr>
+          <w:rFonts w:eastAsiaTheme="minorEastAsia"/>
+          <w:b/>
+          <w:bCs/>
+          <w:szCs w:val="22"/>
+        </w:rPr>
+        <w:t xml:space="preserve"> infection</w:t>
+      </w:r>
+      <w:r>
+        <w:rPr>
+          <w:rFonts w:eastAsiaTheme="minorEastAsia"/>
+          <w:b/>
+          <w:bCs/>
+          <w:szCs w:val="22"/>
+        </w:rPr>
+        <w:t xml:space="preserve">, </w:t>
+      </w:r>
+      <m:oMath>
+        <m:sSub>
+          <m:sSubPr>
+            <m:ctrlPr>
+              <w:rPr>
+                <w:rFonts w:ascii="Cambria Math" w:eastAsiaTheme="minorEastAsia" w:hAnsi="Cambria Math"/>
+                <w:b/>
+                <w:bCs/>
+                <w:i/>
+                <w:szCs w:val="22"/>
+              </w:rPr>
+            </m:ctrlPr>
+          </m:sSubPr>
+          <m:e>
+            <m:r>
+              <m:rPr>
+                <m:sty m:val="bi"/>
+              </m:rPr>
+              <w:rPr>
+                <w:rFonts w:ascii="Cambria Math" w:eastAsiaTheme="minorEastAsia" w:hAnsi="Cambria Math"/>
+                <w:szCs w:val="22"/>
+              </w:rPr>
+              <m:t>t</m:t>
+            </m:r>
+          </m:e>
+          <m:sub>
+            <m:r>
+              <m:rPr>
+                <m:nor/>
+              </m:rPr>
+              <w:rPr>
+                <w:rFonts w:ascii="Cambria Math" w:eastAsiaTheme="minorEastAsia" w:hAnsi="Cambria Math"/>
+                <w:szCs w:val="22"/>
+              </w:rPr>
+              <m:t>inf</m:t>
+            </m:r>
+          </m:sub>
+        </m:sSub>
+      </m:oMath>
+      <w:r>
+        <w:rPr>
+          <w:rFonts w:eastAsiaTheme="minorEastAsia"/>
+          <w:b/>
+          <w:bCs/>
+          <w:szCs w:val="22"/>
+        </w:rPr>
+        <w:t xml:space="preserve">, </w:t>
+      </w:r>
+      <w:r>
+        <w:rPr>
+          <w:rFonts w:eastAsiaTheme="minorEastAsia"/>
+          <w:szCs w:val="22"/>
+        </w:rPr>
+        <w:t xml:space="preserve">according to the population-level incidence </w:t>
+      </w:r>
+      <m:oMath>
+        <m:r>
+          <w:rPr>
+            <w:rFonts w:ascii="Cambria Math" w:eastAsiaTheme="minorEastAsia" w:hAnsi="Cambria Math"/>
+            <w:szCs w:val="22"/>
+          </w:rPr>
+          <m:t>ρ</m:t>
+        </m:r>
+      </m:oMath>
+      <w:r>
+        <w:rPr>
+          <w:rFonts w:eastAsiaTheme="minorEastAsia"/>
+          <w:szCs w:val="22"/>
+        </w:rPr>
+        <w:t>; t</w:t>
+      </w:r>
+      <w:r>
+        <w:rPr>
+          <w:rFonts w:eastAsiaTheme="minorEastAsia"/>
+          <w:szCs w:val="22"/>
+        </w:rPr>
+        <w:t xml:space="preserve">hat is, </w:t>
+      </w:r>
+      <m:oMath>
+        <m:sSub>
+          <m:sSubPr>
+            <m:ctrlPr>
+              <w:rPr>
+                <w:rFonts w:ascii="Cambria Math" w:eastAsiaTheme="minorEastAsia" w:hAnsi="Cambria Math"/>
+                <w:i/>
+                <w:szCs w:val="22"/>
+              </w:rPr>
+            </m:ctrlPr>
+          </m:sSubPr>
+          <m:e>
+            <m:r>
+              <w:rPr>
+                <w:rFonts w:ascii="Cambria Math" w:eastAsiaTheme="minorEastAsia" w:hAnsi="Cambria Math"/>
+                <w:szCs w:val="22"/>
+              </w:rPr>
+              <m:t>t</m:t>
+            </m:r>
+          </m:e>
+          <m:sub>
+            <m:r>
+              <m:rPr>
+                <m:nor/>
+              </m:rPr>
+              <w:rPr>
+                <w:rFonts w:ascii="Cambria Math" w:eastAsiaTheme="minorEastAsia" w:hAnsi="Cambria Math"/>
+                <w:szCs w:val="22"/>
+              </w:rPr>
+              <m:t>inf</m:t>
+            </m:r>
+          </m:sub>
+        </m:sSub>
+        <m:r>
+          <m:rPr>
+            <m:sty m:val="p"/>
+          </m:rPr>
+          <w:rPr>
+            <w:rFonts w:ascii="Cambria Math" w:eastAsiaTheme="minorEastAsia" w:hAnsi="Cambria Math"/>
+            <w:szCs w:val="22"/>
+          </w:rPr>
+          <m:t>∼</m:t>
+        </m:r>
+        <m:r>
+          <m:rPr>
+            <m:nor/>
+          </m:rPr>
+          <w:rPr>
+            <w:rFonts w:ascii="Cambria Math" w:eastAsiaTheme="minorEastAsia" w:hAnsi="Cambria Math"/>
+            <w:szCs w:val="22"/>
+          </w:rPr>
+          <m:t>Exp</m:t>
+        </m:r>
+        <m:d>
+          <m:dPr>
+            <m:ctrlPr>
+              <w:rPr>
+                <w:rFonts w:ascii="Cambria Math" w:eastAsiaTheme="minorEastAsia" w:hAnsi="Cambria Math"/>
+                <w:i/>
+                <w:szCs w:val="22"/>
+              </w:rPr>
+            </m:ctrlPr>
+          </m:dPr>
+          <m:e>
+            <m:r>
+              <w:rPr>
+                <w:rFonts w:ascii="Cambria Math" w:eastAsiaTheme="minorEastAsia" w:hAnsi="Cambria Math"/>
+                <w:szCs w:val="22"/>
+              </w:rPr>
+              <m:t>ρ</m:t>
+            </m:r>
+          </m:e>
+        </m:d>
+      </m:oMath>
+      <w:r>
+        <w:rPr>
+          <w:rFonts w:eastAsiaTheme="minorEastAsia"/>
+          <w:szCs w:val="22"/>
+        </w:rPr>
+        <w:t xml:space="preserve">. </w:t>
+      </w:r>
+      <w:r>
+        <w:rPr>
+          <w:rFonts w:eastAsiaTheme="minorEastAsia"/>
+          <w:szCs w:val="22"/>
+        </w:rPr>
+        <w:t xml:space="preserve">If </w:t>
+      </w:r>
+      <m:oMath>
+        <m:sSub>
+          <m:sSubPr>
+            <m:ctrlPr>
+              <w:rPr>
+                <w:rFonts w:ascii="Cambria Math" w:eastAsiaTheme="minorEastAsia" w:hAnsi="Cambria Math"/>
+                <w:i/>
+                <w:szCs w:val="22"/>
+              </w:rPr>
+            </m:ctrlPr>
+          </m:sSubPr>
+          <m:e>
+            <m:r>
+              <w:rPr>
+                <w:rFonts w:ascii="Cambria Math" w:eastAsiaTheme="minorEastAsia" w:hAnsi="Cambria Math"/>
+                <w:szCs w:val="22"/>
+              </w:rPr>
+              <m:t>t</m:t>
+            </m:r>
+          </m:e>
+          <m:sub>
+            <m:r>
+              <m:rPr>
+                <m:nor/>
+              </m:rPr>
+              <w:rPr>
+                <w:rFonts w:ascii="Cambria Math" w:eastAsiaTheme="minorEastAsia" w:hAnsi="Cambria Math"/>
+                <w:szCs w:val="22"/>
+              </w:rPr>
+              <m:t>inf</m:t>
+            </m:r>
+          </m:sub>
+        </m:sSub>
+        <m:r>
+          <w:rPr>
+            <w:rFonts w:ascii="Cambria Math" w:eastAsiaTheme="minorEastAsia" w:hAnsi="Cambria Math"/>
+            <w:szCs w:val="22"/>
+          </w:rPr>
+          <m:t>&gt;a</m:t>
+        </m:r>
+      </m:oMath>
+      <w:r>
+        <w:rPr>
+          <w:rFonts w:eastAsiaTheme="minorEastAsia"/>
+          <w:szCs w:val="22"/>
+        </w:rPr>
+        <w:t xml:space="preserve">, </w:t>
+      </w:r>
+      <w:r>
+        <w:rPr>
+          <w:rFonts w:eastAsiaTheme="minorEastAsia"/>
+          <w:szCs w:val="22"/>
+        </w:rPr>
+        <w:t xml:space="preserve">the person is considered “not yet infected”. </w:t>
+      </w:r>
+    </w:p>
+    <w:p>
+      <w:pPr>
+        <w:pStyle w:val="ListParagraph"/>
+        <w:numPr>
+          <w:ilvl w:val="0"/>
+          <w:numId w:val="11"/>
+        </w:numPr>
+        <w:rPr>
+          <w:rFonts w:eastAsiaTheme="minorEastAsia"/>
+          <w:szCs w:val="22"/>
+        </w:rPr>
+      </w:pPr>
+      <w:r>
+        <w:rPr>
+          <w:rFonts w:eastAsiaTheme="minorEastAsia"/>
+          <w:szCs w:val="22"/>
+        </w:rPr>
+        <w:t xml:space="preserve">Simulate the person’s </w:t>
+      </w:r>
+      <w:r>
+        <w:rPr>
+          <w:rFonts w:eastAsiaTheme="minorEastAsia"/>
+          <w:b/>
+          <w:bCs/>
+          <w:szCs w:val="22"/>
+        </w:rPr>
+        <w:t xml:space="preserve">age at </w:t>
+      </w:r>
+      <w:r>
+        <w:rPr>
+          <w:rFonts w:eastAsiaTheme="minorEastAsia"/>
+          <w:b/>
+          <w:bCs/>
+          <w:szCs w:val="22"/>
+        </w:rPr>
+        <w:t>TB progression</w:t>
+      </w:r>
+      <w:r>
+        <w:rPr>
+          <w:rFonts w:eastAsiaTheme="minorEastAsia"/>
+          <w:b/>
+          <w:bCs/>
+          <w:szCs w:val="22"/>
+        </w:rPr>
+        <w:t xml:space="preserve">, </w:t>
+      </w:r>
+      <m:oMath>
+        <m:sSub>
+          <m:sSubPr>
+            <m:ctrlPr>
+              <w:rPr>
+                <w:rFonts w:ascii="Cambria Math" w:eastAsiaTheme="minorEastAsia" w:hAnsi="Cambria Math"/>
+                <w:b/>
+                <w:bCs/>
+                <w:i/>
+                <w:szCs w:val="22"/>
+              </w:rPr>
+            </m:ctrlPr>
+          </m:sSubPr>
+          <m:e>
+            <m:r>
+              <m:rPr>
+                <m:sty m:val="bi"/>
+              </m:rPr>
+              <w:rPr>
+                <w:rFonts w:ascii="Cambria Math" w:eastAsiaTheme="minorEastAsia" w:hAnsi="Cambria Math"/>
+                <w:szCs w:val="22"/>
+              </w:rPr>
+              <m:t>t</m:t>
+            </m:r>
+          </m:e>
+          <m:sub>
+            <m:r>
+              <m:rPr>
+                <m:nor/>
+              </m:rPr>
+              <w:rPr>
+                <w:rFonts w:ascii="Cambria Math" w:eastAsiaTheme="minorEastAsia" w:hAnsi="Cambria Math"/>
+                <w:szCs w:val="22"/>
+              </w:rPr>
+              <m:t>prog</m:t>
+            </m:r>
+          </m:sub>
+        </m:sSub>
+      </m:oMath>
+      <w:r>
+        <w:rPr>
+          <w:rFonts w:eastAsiaTheme="minorEastAsia"/>
+          <w:b/>
+          <w:bCs/>
+          <w:szCs w:val="22"/>
+        </w:rPr>
+        <w:t xml:space="preserve">, </w:t>
+      </w:r>
+      <w:r>
+        <w:rPr>
+          <w:rFonts w:eastAsiaTheme="minorEastAsia"/>
+          <w:szCs w:val="22"/>
+        </w:rPr>
+        <w:t xml:space="preserve">according to the progression rate </w:t>
+      </w:r>
+      <m:oMath>
+        <m:sSub>
+          <m:sSubPr>
+            <m:ctrlPr>
+              <w:rPr>
+                <w:rFonts w:ascii="Cambria Math" w:eastAsiaTheme="minorEastAsia" w:hAnsi="Cambria Math"/>
+                <w:i/>
+                <w:szCs w:val="22"/>
+              </w:rPr>
+            </m:ctrlPr>
+          </m:sSubPr>
+          <m:e>
+            <m:r>
+              <w:rPr>
+                <w:rFonts w:ascii="Cambria Math" w:eastAsiaTheme="minorEastAsia" w:hAnsi="Cambria Math"/>
+                <w:szCs w:val="22"/>
+              </w:rPr>
+              <m:t>μ</m:t>
+            </m:r>
+            <m:ctrlPr>
+              <w:rPr>
+                <w:rFonts w:ascii="Cambria Math" w:eastAsiaTheme="minorEastAsia" w:hAnsi="Cambria Math"/>
+                <w:szCs w:val="22"/>
+              </w:rPr>
+            </m:ctrlPr>
+          </m:e>
+          <m:sub>
+            <m:r>
+              <w:rPr>
+                <w:rFonts w:ascii="Cambria Math" w:eastAsiaTheme="minorEastAsia" w:hAnsi="Cambria Math"/>
+                <w:szCs w:val="22"/>
+              </w:rPr>
+              <m:t>f</m:t>
+            </m:r>
+          </m:sub>
+        </m:sSub>
+      </m:oMath>
+      <w:r>
+        <w:rPr>
+          <w:rFonts w:eastAsiaTheme="minorEastAsia"/>
+          <w:szCs w:val="22"/>
+        </w:rPr>
+        <w:t xml:space="preserve"> or </w:t>
+      </w:r>
+      <m:oMath>
+        <m:sSub>
+          <m:sSubPr>
+            <m:ctrlPr>
+              <w:rPr>
+                <w:rFonts w:ascii="Cambria Math" w:eastAsiaTheme="minorEastAsia" w:hAnsi="Cambria Math"/>
+                <w:i/>
+                <w:szCs w:val="22"/>
+              </w:rPr>
+            </m:ctrlPr>
+          </m:sSubPr>
+          <m:e>
+            <m:r>
+              <w:rPr>
+                <w:rFonts w:ascii="Cambria Math" w:eastAsiaTheme="minorEastAsia" w:hAnsi="Cambria Math"/>
+                <w:szCs w:val="22"/>
+              </w:rPr>
+              <m:t>μ</m:t>
+            </m:r>
+            <m:ctrlPr>
+              <w:rPr>
+                <w:rFonts w:ascii="Cambria Math" w:eastAsiaTheme="minorEastAsia" w:hAnsi="Cambria Math"/>
+                <w:szCs w:val="22"/>
+              </w:rPr>
+            </m:ctrlPr>
+          </m:e>
+          <m:sub>
+            <m:r>
+              <w:rPr>
+                <w:rFonts w:ascii="Cambria Math" w:eastAsiaTheme="minorEastAsia" w:hAnsi="Cambria Math"/>
+                <w:szCs w:val="22"/>
+              </w:rPr>
+              <m:t>s</m:t>
+            </m:r>
+          </m:sub>
+        </m:sSub>
+      </m:oMath>
+      <w:r>
+        <w:rPr>
+          <w:rFonts w:eastAsiaTheme="minorEastAsia"/>
+          <w:szCs w:val="22"/>
+        </w:rPr>
+        <w:t xml:space="preserve"> (for fast or slow progressors, respectively). That is, the age at which a </w:t>
+      </w:r>
+      <w:r>
+        <w:rPr>
+          <w:rFonts w:eastAsiaTheme="minorEastAsia"/>
+          <w:szCs w:val="22"/>
+        </w:rPr>
+        <w:t xml:space="preserve">person progresses to </w:t>
+      </w:r>
+      <w:r>
+        <w:rPr>
+          <w:rFonts w:eastAsiaTheme="minorEastAsia"/>
+          <w:szCs w:val="22"/>
+        </w:rPr>
+        <w:t>active TB is</w:t>
+      </w:r>
+      <w:r>
+        <w:rPr>
+          <w:rFonts w:eastAsiaTheme="minorEastAsia"/>
+          <w:szCs w:val="22"/>
+        </w:rPr>
+        <w:t xml:space="preserve"> </w:t>
+      </w:r>
+      <m:oMath>
+        <m:sSub>
+          <m:sSubPr>
+            <m:ctrlPr>
+              <w:rPr>
+                <w:rFonts w:ascii="Cambria Math" w:eastAsiaTheme="minorEastAsia" w:hAnsi="Cambria Math"/>
+                <w:i/>
+                <w:szCs w:val="22"/>
+              </w:rPr>
+            </m:ctrlPr>
+          </m:sSubPr>
+          <m:e>
+            <m:r>
+              <w:rPr>
+                <w:rFonts w:ascii="Cambria Math" w:eastAsiaTheme="minorEastAsia" w:hAnsi="Cambria Math"/>
+                <w:szCs w:val="22"/>
+              </w:rPr>
+              <m:t>t</m:t>
+            </m:r>
+          </m:e>
+          <m:sub>
+            <m:r>
+              <m:rPr>
+                <m:nor/>
+              </m:rPr>
+              <w:rPr>
+                <w:rFonts w:ascii="Cambria Math" w:eastAsiaTheme="minorEastAsia" w:hAnsi="Cambria Math"/>
+                <w:iCs/>
+                <w:szCs w:val="22"/>
+              </w:rPr>
+              <m:t>prog</m:t>
+            </m:r>
+          </m:sub>
+        </m:sSub>
+        <m:r>
+          <w:rPr>
+            <w:rFonts w:ascii="Cambria Math" w:eastAsiaTheme="minorEastAsia" w:hAnsi="Cambria Math"/>
+            <w:szCs w:val="22"/>
+          </w:rPr>
+          <m:t>=</m:t>
+        </m:r>
+        <m:sSub>
+          <m:sSubPr>
+            <m:ctrlPr>
+              <w:rPr>
+                <w:rFonts w:ascii="Cambria Math" w:eastAsiaTheme="minorEastAsia" w:hAnsi="Cambria Math"/>
+                <w:i/>
+                <w:szCs w:val="22"/>
+              </w:rPr>
+            </m:ctrlPr>
+          </m:sSubPr>
+          <m:e>
+            <m:r>
+              <w:rPr>
+                <w:rFonts w:ascii="Cambria Math" w:eastAsiaTheme="minorEastAsia" w:hAnsi="Cambria Math"/>
+                <w:szCs w:val="22"/>
+              </w:rPr>
+              <m:t>t</m:t>
+            </m:r>
+          </m:e>
+          <m:sub>
+            <m:r>
+              <m:rPr>
+                <m:nor/>
+              </m:rPr>
+              <w:rPr>
+                <w:rFonts w:ascii="Cambria Math" w:eastAsiaTheme="minorEastAsia" w:hAnsi="Cambria Math"/>
+                <w:szCs w:val="22"/>
+              </w:rPr>
+              <m:t>inf</m:t>
+            </m:r>
+          </m:sub>
+        </m:sSub>
+        <m:r>
+          <w:rPr>
+            <w:rFonts w:ascii="Cambria Math" w:eastAsiaTheme="minorEastAsia" w:hAnsi="Cambria Math"/>
+            <w:szCs w:val="22"/>
+          </w:rPr>
+          <m:t>+</m:t>
+        </m:r>
+        <m:sSub>
+          <m:sSubPr>
+            <m:ctrlPr>
+              <w:rPr>
+                <w:rFonts w:ascii="Cambria Math" w:eastAsiaTheme="minorEastAsia" w:hAnsi="Cambria Math"/>
+                <w:i/>
+                <w:szCs w:val="22"/>
+              </w:rPr>
+            </m:ctrlPr>
+          </m:sSubPr>
+          <m:e>
+            <m:r>
+              <m:rPr>
+                <m:sty m:val="p"/>
+              </m:rPr>
+              <w:rPr>
+                <w:rFonts w:ascii="Cambria Math" w:eastAsiaTheme="minorEastAsia" w:hAnsi="Cambria Math"/>
+                <w:szCs w:val="22"/>
+              </w:rPr>
+              <m:t>Δ</m:t>
+            </m:r>
+          </m:e>
+          <m:sub>
+            <m:r>
+              <m:rPr>
+                <m:nor/>
+              </m:rPr>
+              <w:rPr>
+                <w:rFonts w:ascii="Cambria Math" w:eastAsiaTheme="minorEastAsia" w:hAnsi="Cambria Math"/>
+                <w:szCs w:val="22"/>
+              </w:rPr>
+              <m:t>prog</m:t>
+            </m:r>
+          </m:sub>
+        </m:sSub>
+      </m:oMath>
+      <w:r>
+        <w:rPr>
+          <w:rFonts w:eastAsiaTheme="minorEastAsia"/>
+          <w:szCs w:val="22"/>
+        </w:rPr>
+        <w:t xml:space="preserve">, where </w:t>
+      </w:r>
+      <m:oMath>
+        <m:sSub>
+          <m:sSubPr>
+            <m:ctrlPr>
+              <w:rPr>
+                <w:rFonts w:ascii="Cambria Math" w:eastAsiaTheme="minorEastAsia" w:hAnsi="Cambria Math"/>
+                <w:i/>
+                <w:szCs w:val="22"/>
+              </w:rPr>
+            </m:ctrlPr>
+          </m:sSubPr>
+          <m:e>
+            <m:r>
+              <m:rPr>
+                <m:sty m:val="p"/>
+              </m:rPr>
+              <w:rPr>
+                <w:rFonts w:ascii="Cambria Math" w:eastAsiaTheme="minorEastAsia" w:hAnsi="Cambria Math"/>
+                <w:szCs w:val="22"/>
+              </w:rPr>
+              <m:t>Δ</m:t>
+            </m:r>
+            <m:ctrlPr>
+              <w:rPr>
+                <w:rFonts w:ascii="Cambria Math" w:eastAsiaTheme="minorEastAsia" w:hAnsi="Cambria Math"/>
+                <w:szCs w:val="22"/>
+              </w:rPr>
+            </m:ctrlPr>
+          </m:e>
+          <m:sub>
+            <m:r>
+              <m:rPr>
+                <m:nor/>
+              </m:rPr>
+              <w:rPr>
+                <w:rFonts w:ascii="Cambria Math" w:eastAsiaTheme="minorEastAsia" w:hAnsi="Cambria Math"/>
+                <w:szCs w:val="22"/>
+              </w:rPr>
+              <m:t>prog</m:t>
+            </m:r>
+          </m:sub>
+        </m:sSub>
+        <m:r>
+          <m:rPr>
+            <m:sty m:val="p"/>
+          </m:rPr>
+          <w:rPr>
+            <w:rFonts w:ascii="Cambria Math" w:eastAsiaTheme="minorEastAsia" w:hAnsi="Cambria Math"/>
+            <w:szCs w:val="22"/>
+          </w:rPr>
+          <m:t>∼</m:t>
+        </m:r>
+        <m:r>
+          <m:rPr>
+            <m:nor/>
+          </m:rPr>
+          <w:rPr>
+            <w:rFonts w:ascii="Cambria Math" w:eastAsiaTheme="minorEastAsia" w:hAnsi="Cambria Math"/>
+            <w:szCs w:val="22"/>
+          </w:rPr>
+          <m:t>Exp</m:t>
+        </m:r>
+        <m:d>
+          <m:dPr>
+            <m:ctrlPr>
+              <w:rPr>
+                <w:rFonts w:ascii="Cambria Math" w:eastAsiaTheme="minorEastAsia" w:hAnsi="Cambria Math"/>
+                <w:i/>
+                <w:szCs w:val="22"/>
+              </w:rPr>
+            </m:ctrlPr>
+          </m:dPr>
+          <m:e>
+            <m:sSub>
+              <m:sSubPr>
+                <m:ctrlPr>
+                  <w:rPr>
+                    <w:rFonts w:ascii="Cambria Math" w:eastAsiaTheme="minorEastAsia" w:hAnsi="Cambria Math"/>
+                    <w:i/>
+                    <w:szCs w:val="22"/>
+                  </w:rPr>
+                </m:ctrlPr>
+              </m:sSubPr>
+              <m:e>
+                <m:r>
+                  <w:rPr>
+                    <w:rFonts w:ascii="Cambria Math" w:eastAsiaTheme="minorEastAsia" w:hAnsi="Cambria Math"/>
+                    <w:szCs w:val="22"/>
+                  </w:rPr>
+                  <m:t>μ</m:t>
+                </m:r>
+              </m:e>
+              <m:sub>
+                <m:r>
+                  <m:rPr>
+                    <m:sty m:val="p"/>
+                  </m:rPr>
+                  <w:rPr>
+                    <w:rFonts w:ascii="Cambria Math" w:eastAsiaTheme="minorEastAsia" w:hAnsi="Cambria Math"/>
+                    <w:szCs w:val="22"/>
+                  </w:rPr>
+                  <m:t>⋅</m:t>
+                </m:r>
+              </m:sub>
+            </m:sSub>
+          </m:e>
+        </m:d>
+      </m:oMath>
+      <w:r>
+        <w:rPr>
+          <w:rFonts w:eastAsiaTheme="minorEastAsia"/>
+          <w:szCs w:val="22"/>
+        </w:rPr>
+        <w:t xml:space="preserve">. </w:t>
+      </w:r>
+      <w:r>
+        <w:rPr>
+          <w:rFonts w:eastAsiaTheme="minorEastAsia"/>
+          <w:szCs w:val="22"/>
+        </w:rPr>
+        <w:t xml:space="preserve">If </w:t>
+      </w:r>
+      <m:oMath>
+        <m:sSub>
+          <m:sSubPr>
+            <m:ctrlPr>
+              <w:rPr>
+                <w:rFonts w:ascii="Cambria Math" w:eastAsiaTheme="minorEastAsia" w:hAnsi="Cambria Math"/>
+                <w:i/>
+                <w:szCs w:val="22"/>
+              </w:rPr>
+            </m:ctrlPr>
+          </m:sSubPr>
+          <m:e>
+            <m:r>
+              <w:rPr>
+                <w:rFonts w:ascii="Cambria Math" w:eastAsiaTheme="minorEastAsia" w:hAnsi="Cambria Math"/>
+                <w:szCs w:val="22"/>
+              </w:rPr>
+              <m:t>t</m:t>
+            </m:r>
+          </m:e>
+          <m:sub>
+            <m:r>
+              <m:rPr>
+                <m:nor/>
+              </m:rPr>
+              <w:rPr>
+                <w:rFonts w:ascii="Cambria Math" w:eastAsiaTheme="minorEastAsia" w:hAnsi="Cambria Math"/>
+                <w:szCs w:val="22"/>
+              </w:rPr>
+              <m:t>prog</m:t>
+            </m:r>
+          </m:sub>
+        </m:sSub>
+        <m:r>
+          <w:rPr>
+            <w:rFonts w:ascii="Cambria Math" w:eastAsiaTheme="minorEastAsia" w:hAnsi="Cambria Math"/>
+            <w:szCs w:val="22"/>
+          </w:rPr>
+          <m:t>&gt;a</m:t>
+        </m:r>
+      </m:oMath>
+      <w:r>
+        <w:rPr>
+          <w:rFonts w:eastAsiaTheme="minorEastAsia"/>
+          <w:szCs w:val="22"/>
+        </w:rPr>
+        <w:t xml:space="preserve">, the person is considered “not yet progressed to active TB”. </w:t>
+      </w:r>
+    </w:p>
+    <w:p>
+      <w:pPr>
+        <w:rPr>
+          <w:rFonts w:eastAsiaTheme="minorEastAsia"/>
+          <w:szCs w:val="22"/>
+        </w:rPr>
+      </w:pPr>
+    </w:p>
+    <w:p>
+      <w:pPr>
+        <w:rPr>
+          <w:rFonts w:eastAsiaTheme="minorEastAsia"/>
+          <w:b/>
+          <w:bCs/>
+          <w:szCs w:val="22"/>
+        </w:rPr>
+      </w:pPr>
+      <w:r>
+        <w:rPr>
+          <w:rFonts w:eastAsiaTheme="minorEastAsia"/>
+          <w:b/>
+          <w:bCs/>
+          <w:szCs w:val="22"/>
+        </w:rPr>
+        <w:t>Simulate</w:t>
+      </w:r>
+      <w:r>
+        <w:rPr>
+          <w:rFonts w:eastAsiaTheme="minorEastAsia"/>
+          <w:b/>
+          <w:bCs/>
+          <w:szCs w:val="22"/>
+        </w:rPr>
+        <w:t xml:space="preserve"> screening and </w:t>
+      </w:r>
+      <w:r>
+        <w:rPr>
+          <w:rFonts w:eastAsiaTheme="minorEastAsia"/>
+          <w:b/>
+          <w:bCs/>
+          <w:szCs w:val="22"/>
+        </w:rPr>
+        <w:t>enrollment</w:t>
+      </w:r>
+      <w:r>
+        <w:rPr>
+          <w:rFonts w:eastAsiaTheme="minorEastAsia"/>
+          <w:b/>
+          <w:bCs/>
+          <w:szCs w:val="22"/>
+        </w:rPr>
+        <w:t xml:space="preserve">. </w:t>
+      </w:r>
+    </w:p>
+    <w:p>
+      <w:pPr>
+        <w:pStyle w:val="ListParagraph"/>
+        <w:numPr>
+          <w:ilvl w:val="0"/>
+          <w:numId w:val="11"/>
+        </w:numPr>
+        <w:rPr>
+          <w:rFonts w:eastAsiaTheme="minorEastAsia"/>
+          <w:b/>
+          <w:bCs/>
+          <w:szCs w:val="22"/>
+        </w:rPr>
+      </w:pPr>
+      <w:r>
+        <w:rPr>
+          <w:rFonts w:eastAsiaTheme="minorEastAsia"/>
+          <w:szCs w:val="22"/>
+        </w:rPr>
+        <w:t xml:space="preserve">If </w:t>
+      </w:r>
+      <m:oMath>
+        <m:sSub>
+          <m:sSubPr>
+            <m:ctrlPr>
+              <w:rPr>
+                <w:rFonts w:ascii="Cambria Math" w:eastAsiaTheme="minorEastAsia" w:hAnsi="Cambria Math"/>
+                <w:i/>
+                <w:szCs w:val="22"/>
+              </w:rPr>
+            </m:ctrlPr>
+          </m:sSubPr>
+          <m:e>
+            <m:r>
+              <w:rPr>
+                <w:rFonts w:ascii="Cambria Math" w:eastAsiaTheme="minorEastAsia" w:hAnsi="Cambria Math"/>
+                <w:szCs w:val="22"/>
+              </w:rPr>
+              <m:t>t</m:t>
+            </m:r>
+          </m:e>
+          <m:sub>
+            <m:r>
+              <m:rPr>
+                <m:nor/>
+              </m:rPr>
+              <w:rPr>
+                <w:rFonts w:ascii="Cambria Math" w:eastAsiaTheme="minorEastAsia" w:hAnsi="Cambria Math"/>
+                <w:szCs w:val="22"/>
+              </w:rPr>
+              <m:t>prog</m:t>
+            </m:r>
+          </m:sub>
+        </m:sSub>
+        <m:r>
+          <w:rPr>
+            <w:rFonts w:ascii="Cambria Math" w:eastAsiaTheme="minorEastAsia" w:hAnsi="Cambria Math"/>
+            <w:szCs w:val="22"/>
+          </w:rPr>
+          <m:t xml:space="preserve"> &gt; a</m:t>
+        </m:r>
+      </m:oMath>
+      <w:r>
+        <w:rPr>
+          <w:rFonts w:eastAsiaTheme="minorEastAsia"/>
+          <w:szCs w:val="22"/>
+        </w:rPr>
+        <w:t xml:space="preserve">, then the person does not have active TB, so they might be eligible for the vaccine trial. We </w:t>
+      </w:r>
+      <w:r>
+        <w:rPr>
+          <w:rFonts w:eastAsiaTheme="minorEastAsia"/>
+          <w:b/>
+          <w:bCs/>
+          <w:szCs w:val="22"/>
+        </w:rPr>
+        <w:t>screen</w:t>
+      </w:r>
+      <w:r>
+        <w:rPr>
+          <w:rFonts w:eastAsiaTheme="minorEastAsia"/>
+          <w:szCs w:val="22"/>
+        </w:rPr>
+        <w:t xml:space="preserve"> these people with a diagnostic test that detects infections that occurred within the past </w:t>
+      </w:r>
+      <m:oMath>
+        <m:r>
+          <m:rPr>
+            <m:sty m:val="p"/>
+          </m:rPr>
+          <w:rPr>
+            <w:rFonts w:ascii="Cambria Math" w:eastAsiaTheme="minorEastAsia" w:hAnsi="Cambria Math"/>
+            <w:szCs w:val="22"/>
+          </w:rPr>
+          <m:t>σ</m:t>
+        </m:r>
+      </m:oMath>
+      <w:r>
+        <w:rPr>
+          <w:rFonts w:eastAsiaTheme="minorEastAsia"/>
+          <w:szCs w:val="22"/>
+        </w:rPr>
+        <w:t xml:space="preserve"> years. </w:t>
+      </w:r>
+    </w:p>
+    <w:p>
+      <w:pPr>
+        <w:pStyle w:val="ListParagraph"/>
+        <w:numPr>
+          <w:ilvl w:val="0"/>
+          <w:numId w:val="11"/>
+        </w:numPr>
+        <w:rPr>
+          <w:rFonts w:eastAsiaTheme="minorEastAsia"/>
+          <w:b/>
+          <w:bCs/>
+          <w:szCs w:val="22"/>
+        </w:rPr>
+      </w:pPr>
+      <w:r>
+        <w:rPr>
+          <w:rFonts w:eastAsiaTheme="minorEastAsia"/>
+          <w:szCs w:val="22"/>
+        </w:rPr>
+        <w:t xml:space="preserve">A screened person tests positive and is </w:t>
+      </w:r>
+      <w:r>
+        <w:rPr>
+          <w:rFonts w:eastAsiaTheme="minorEastAsia"/>
+          <w:b/>
+          <w:bCs/>
+          <w:szCs w:val="22"/>
+        </w:rPr>
+        <w:t>enrolled</w:t>
+      </w:r>
+      <w:r>
+        <w:rPr>
+          <w:rFonts w:eastAsiaTheme="minorEastAsia"/>
+          <w:szCs w:val="22"/>
+        </w:rPr>
+        <w:t xml:space="preserve"> if they were infected </w:t>
+      </w:r>
+      <w:r>
+        <w:rPr>
+          <w:rFonts w:eastAsiaTheme="minorEastAsia"/>
+          <w:szCs w:val="22"/>
+        </w:rPr>
+        <w:t xml:space="preserve">within the past </w:t>
+      </w:r>
+      <m:oMath>
+        <m:r>
+          <m:rPr>
+            <m:sty m:val="p"/>
+          </m:rPr>
+          <w:rPr>
+            <w:rFonts w:ascii="Cambria Math" w:eastAsiaTheme="minorEastAsia" w:hAnsi="Cambria Math"/>
+            <w:szCs w:val="22"/>
+          </w:rPr>
+          <m:t>σ</m:t>
+        </m:r>
+      </m:oMath>
+      <w:r>
+        <w:rPr>
+          <w:rFonts w:eastAsiaTheme="minorEastAsia"/>
+          <w:szCs w:val="22"/>
+        </w:rPr>
+        <w:t xml:space="preserve"> years, </w:t>
+      </w:r>
+      <w:r>
+        <w:rPr>
+          <w:rFonts w:eastAsiaTheme="minorEastAsia"/>
+          <w:i/>
+          <w:iCs/>
+          <w:szCs w:val="22"/>
+        </w:rPr>
+        <w:t>i.e.</w:t>
+      </w:r>
+      <w:r>
+        <w:rPr>
+          <w:rFonts w:eastAsiaTheme="minorEastAsia"/>
+          <w:szCs w:val="22"/>
+        </w:rPr>
+        <w:t xml:space="preserve">, between ages </w:t>
+      </w:r>
+      <m:oMath>
+        <m:r>
+          <w:rPr>
+            <w:rFonts w:ascii="Cambria Math" w:eastAsiaTheme="minorEastAsia" w:hAnsi="Cambria Math"/>
+            <w:szCs w:val="22"/>
+          </w:rPr>
+          <m:t xml:space="preserve">a - </m:t>
+        </m:r>
+        <m:r>
+          <m:rPr>
+            <m:sty m:val="p"/>
+          </m:rPr>
+          <w:rPr>
+            <w:rFonts w:ascii="Cambria Math" w:eastAsiaTheme="minorEastAsia" w:hAnsi="Cambria Math"/>
+            <w:szCs w:val="22"/>
+          </w:rPr>
+          <m:t>σ</m:t>
+        </m:r>
+      </m:oMath>
+      <w:r>
+        <w:rPr>
+          <w:rFonts w:eastAsiaTheme="minorEastAsia"/>
+          <w:szCs w:val="22"/>
+        </w:rPr>
+        <w:t xml:space="preserve"> and </w:t>
+      </w:r>
+      <m:oMath>
+        <m:r>
+          <w:rPr>
+            <w:rFonts w:ascii="Cambria Math" w:eastAsiaTheme="minorEastAsia" w:hAnsi="Cambria Math"/>
+            <w:szCs w:val="22"/>
+          </w:rPr>
+          <m:t>a</m:t>
+        </m:r>
+      </m:oMath>
+      <w:r>
+        <w:rPr>
+          <w:rFonts w:eastAsiaTheme="minorEastAsia"/>
+          <w:szCs w:val="22"/>
+        </w:rPr>
+        <w:t xml:space="preserve">. </w:t>
+      </w:r>
+    </w:p>
+    <w:p>
+      <w:pPr>
+        <w:rPr>
+          <w:rFonts w:eastAsiaTheme="minorEastAsia"/>
+          <w:b/>
+          <w:bCs/>
+          <w:szCs w:val="22"/>
+        </w:rPr>
+      </w:pPr>
+    </w:p>
+    <w:p>
+      <w:pPr>
+        <w:rPr>
+          <w:rFonts w:eastAsiaTheme="minorEastAsia"/>
+          <w:szCs w:val="22"/>
+        </w:rPr>
+      </w:pPr>
+      <w:r>
+        <w:rPr>
+          <w:rFonts w:eastAsiaTheme="minorEastAsia"/>
+          <w:szCs w:val="22"/>
+        </w:rPr>
+        <w:t xml:space="preserve">For a </w:t>
+      </w:r>
+      <w:r>
+        <w:rPr>
+          <w:rFonts w:eastAsiaTheme="minorEastAsia"/>
+          <w:szCs w:val="22"/>
+        </w:rPr>
+        <w:t xml:space="preserve">test with a given duration </w:t>
+      </w:r>
+      <w:r>
+        <w:rPr>
+          <w:rFonts w:eastAsiaTheme="minorEastAsia"/>
+          <w:szCs w:val="22"/>
+        </w:rPr>
+        <w:t xml:space="preserve">of positivity (DOP) </w:t>
+      </w:r>
+      <m:oMath>
+        <m:r>
+          <m:rPr>
+            <m:sty m:val="p"/>
+          </m:rPr>
+          <w:rPr>
+            <w:rFonts w:ascii="Cambria Math" w:eastAsiaTheme="minorEastAsia" w:hAnsi="Cambria Math"/>
+            <w:szCs w:val="22"/>
+          </w:rPr>
+          <m:t>σ</m:t>
+        </m:r>
+      </m:oMath>
+      <w:r>
+        <w:rPr>
+          <w:rFonts w:eastAsiaTheme="minorEastAsia"/>
+          <w:szCs w:val="22"/>
+        </w:rPr>
+        <w:t xml:space="preserve">, we can </w:t>
+      </w:r>
+      <w:r>
+        <w:rPr>
+          <w:rFonts w:eastAsiaTheme="minorEastAsia"/>
+          <w:szCs w:val="22"/>
+        </w:rPr>
+        <w:t xml:space="preserve">explicitly calculate the expected number of people </w:t>
+      </w:r>
+      <w:r>
+        <w:rPr>
+          <w:rFonts w:eastAsiaTheme="minorEastAsia"/>
+          <w:szCs w:val="22"/>
+        </w:rPr>
+        <w:t>sampled, screened, and enrolled</w:t>
+      </w:r>
+      <w:r>
+        <w:rPr>
+          <w:rFonts w:eastAsiaTheme="minorEastAsia"/>
+          <w:szCs w:val="22"/>
+        </w:rPr>
+        <w:t xml:space="preserve">. </w:t>
+      </w:r>
+    </w:p>
+    <w:p>
+      <w:pPr>
+        <w:rPr>
+          <w:rFonts w:eastAsiaTheme="minorEastAsia"/>
+          <w:szCs w:val="22"/>
+        </w:rPr>
+      </w:pPr>
+    </w:p>
+    <w:p>
+      <w:pPr>
+        <w:rPr>
+          <w:rFonts w:eastAsiaTheme="minorEastAsia"/>
+          <w:szCs w:val="22"/>
+        </w:rPr>
+      </w:pPr>
+      <w:r>
+        <w:rPr>
+          <w:rFonts w:eastAsiaTheme="minorEastAsia"/>
+          <w:szCs w:val="22"/>
+        </w:rPr>
+        <w:br w:type="page"/>
+      </w:r>
+    </w:p>
+    <w:p>
+      <w:pPr>
+        <w:rPr>
+          <w:rFonts w:eastAsiaTheme="minorEastAsia"/>
+          <w:szCs w:val="22"/>
+        </w:rPr>
+      </w:pPr>
+      <w:r>
+        <w:rPr>
+          <w:rFonts w:eastAsiaTheme="minorEastAsia"/>
+          <w:b/>
+          <w:bCs/>
+          <w:szCs w:val="22"/>
+        </w:rPr>
+        <w:lastRenderedPageBreak/>
+        <w:t xml:space="preserve">Analytic expression. </w:t>
+      </w:r>
+    </w:p>
+    <w:p>
+      <w:pPr>
+        <w:rPr>
+          <w:rFonts w:eastAsiaTheme="minorEastAsia"/>
+          <w:szCs w:val="22"/>
+        </w:rPr>
+      </w:pPr>
+    </w:p>
+    <w:p>
+      <w:pPr>
+        <w:rPr>
+          <w:rFonts w:eastAsiaTheme="minorEastAsia"/>
+          <w:szCs w:val="22"/>
+        </w:rPr>
+      </w:pPr>
+      <w:r>
+        <w:rPr>
+          <w:rFonts w:eastAsiaTheme="minorEastAsia"/>
+          <w:szCs w:val="22"/>
+        </w:rPr>
+        <w:t xml:space="preserve">Our goal is to recruit </w:t>
+      </w:r>
+      <m:oMath>
+        <m:sSup>
+          <m:sSupPr>
+            <m:ctrlPr>
+              <w:rPr>
+                <w:rFonts w:ascii="Cambria Math" w:eastAsiaTheme="minorEastAsia" w:hAnsi="Cambria Math"/>
+                <w:i/>
+                <w:szCs w:val="22"/>
+              </w:rPr>
+            </m:ctrlPr>
+          </m:sSupPr>
+          <m:e>
+            <m:r>
+              <w:rPr>
+                <w:rFonts w:ascii="Cambria Math" w:eastAsiaTheme="minorEastAsia" w:hAnsi="Cambria Math"/>
+                <w:szCs w:val="22"/>
+              </w:rPr>
+              <m:t>n</m:t>
+            </m:r>
+          </m:e>
+          <m:sup>
+            <m:r>
+              <w:rPr>
+                <w:rFonts w:ascii="Cambria Math" w:eastAsiaTheme="minorEastAsia" w:hAnsi="Cambria Math"/>
+                <w:szCs w:val="22"/>
+              </w:rPr>
+              <m:t>*</m:t>
+            </m:r>
+          </m:sup>
+        </m:sSup>
+      </m:oMath>
+      <w:r>
+        <w:rPr>
+          <w:rFonts w:eastAsiaTheme="minorEastAsia"/>
+          <w:szCs w:val="22"/>
+        </w:rPr>
+        <w:t xml:space="preserve"> fast progressors into a vaccine trial</w:t>
+      </w:r>
+      <w:r>
+        <w:rPr>
+          <w:rFonts w:eastAsiaTheme="minorEastAsia"/>
+          <w:szCs w:val="22"/>
+        </w:rPr>
+        <w:t xml:space="preserve"> (in expectation)</w:t>
+      </w:r>
+      <w:r>
+        <w:rPr>
+          <w:rFonts w:eastAsiaTheme="minorEastAsia"/>
+          <w:szCs w:val="22"/>
+        </w:rPr>
+        <w:t xml:space="preserve">. We want to know: </w:t>
+      </w:r>
+    </w:p>
+    <w:p>
+      <w:pPr>
+        <w:pStyle w:val="ListParagraph"/>
+        <w:numPr>
+          <w:ilvl w:val="0"/>
+          <w:numId w:val="11"/>
+        </w:numPr>
+        <w:rPr>
+          <w:rFonts w:eastAsiaTheme="minorEastAsia"/>
+          <w:szCs w:val="22"/>
+        </w:rPr>
+      </w:pPr>
+      <w:r>
+        <w:rPr>
+          <w:rFonts w:eastAsiaTheme="minorEastAsia"/>
+          <w:szCs w:val="22"/>
+        </w:rPr>
+        <w:t xml:space="preserve">How many individuals do we have to check for symptoms? </w:t>
+      </w:r>
+    </w:p>
+    <w:p>
+      <w:pPr>
+        <w:pStyle w:val="ListParagraph"/>
+        <w:numPr>
+          <w:ilvl w:val="0"/>
+          <w:numId w:val="11"/>
+        </w:numPr>
+        <w:rPr>
+          <w:rFonts w:eastAsiaTheme="minorEastAsia"/>
+          <w:szCs w:val="22"/>
+        </w:rPr>
+      </w:pPr>
+      <w:r>
+        <w:rPr>
+          <w:rFonts w:eastAsiaTheme="minorEastAsia"/>
+          <w:szCs w:val="22"/>
+        </w:rPr>
+        <w:t xml:space="preserve">How many asymptomatic individuals do we need to screen with a diagnostic test? </w:t>
+      </w:r>
+    </w:p>
+    <w:p>
+      <w:pPr>
+        <w:pStyle w:val="ListParagraph"/>
+        <w:numPr>
+          <w:ilvl w:val="0"/>
+          <w:numId w:val="11"/>
+        </w:numPr>
+        <w:rPr>
+          <w:rFonts w:eastAsiaTheme="minorEastAsia"/>
+          <w:szCs w:val="22"/>
+        </w:rPr>
+      </w:pPr>
+      <w:r>
+        <w:rPr>
+          <w:rFonts w:eastAsiaTheme="minorEastAsia"/>
+          <w:szCs w:val="22"/>
+        </w:rPr>
+        <w:t xml:space="preserve">How many people are enrolled (i.e., test positive)? </w:t>
+      </w:r>
+    </w:p>
+    <w:p>
+      <w:pPr>
+        <w:rPr>
+          <w:rFonts w:eastAsiaTheme="minorEastAsia"/>
+          <w:szCs w:val="22"/>
+        </w:rPr>
+      </w:pPr>
+    </w:p>
+    <w:p>
+      <w:pPr>
+        <w:rPr>
+          <w:rFonts w:eastAsiaTheme="minorEastAsia"/>
+          <w:szCs w:val="22"/>
+        </w:rPr>
+      </w:pPr>
+      <w:r>
+        <w:rPr>
+          <w:rFonts w:eastAsiaTheme="minorEastAsia"/>
+          <w:szCs w:val="22"/>
+        </w:rPr>
+        <w:t xml:space="preserve">Define: </w:t>
+      </w:r>
+    </w:p>
+    <w:p>
+      <w:pPr>
+        <w:pStyle w:val="ListParagraph"/>
+        <w:numPr>
+          <w:ilvl w:val="0"/>
+          <w:numId w:val="11"/>
+        </w:numPr>
+        <w:rPr>
+          <w:rFonts w:eastAsiaTheme="minorEastAsia"/>
+          <w:szCs w:val="22"/>
+        </w:rPr>
+      </w:pPr>
+      <m:oMath>
+        <m:sSub>
+          <m:sSubPr>
+            <m:ctrlPr>
+              <w:rPr>
+                <w:rFonts w:ascii="Cambria Math" w:eastAsiaTheme="minorEastAsia" w:hAnsi="Cambria Math"/>
+                <w:i/>
+                <w:szCs w:val="22"/>
+              </w:rPr>
+            </m:ctrlPr>
+          </m:sSubPr>
+          <m:e>
+            <m:r>
+              <w:rPr>
+                <w:rFonts w:ascii="Cambria Math" w:eastAsiaTheme="minorEastAsia" w:hAnsi="Cambria Math"/>
+                <w:szCs w:val="22"/>
+              </w:rPr>
+              <m:t>f</m:t>
+            </m:r>
+          </m:e>
+          <m:sub>
+            <m:r>
+              <w:rPr>
+                <w:rFonts w:ascii="Cambria Math" w:eastAsiaTheme="minorEastAsia" w:hAnsi="Cambria Math"/>
+                <w:szCs w:val="22"/>
+              </w:rPr>
+              <m:t>a</m:t>
+            </m:r>
+          </m:sub>
+        </m:sSub>
+        <m:d>
+          <m:dPr>
+            <m:ctrlPr>
+              <w:rPr>
+                <w:rFonts w:ascii="Cambria Math" w:eastAsiaTheme="minorEastAsia" w:hAnsi="Cambria Math"/>
+                <w:i/>
+                <w:szCs w:val="22"/>
+              </w:rPr>
+            </m:ctrlPr>
+          </m:dPr>
+          <m:e>
+            <m:r>
+              <w:rPr>
+                <w:rFonts w:ascii="Cambria Math" w:eastAsiaTheme="minorEastAsia" w:hAnsi="Cambria Math"/>
+                <w:szCs w:val="22"/>
+              </w:rPr>
+              <m:t>a</m:t>
+            </m:r>
+          </m:e>
+        </m:d>
+      </m:oMath>
+      <w:r>
+        <w:rPr>
+          <w:rFonts w:eastAsiaTheme="minorEastAsia"/>
+          <w:szCs w:val="22"/>
+        </w:rPr>
+        <w:t xml:space="preserve"> is the population age distribution</w:t>
+      </w:r>
+    </w:p>
+    <w:p>
+      <w:pPr>
+        <w:rPr>
+          <w:rFonts w:eastAsiaTheme="minorEastAsia"/>
+          <w:szCs w:val="22"/>
+        </w:rPr>
+      </w:pPr>
+    </w:p>
+    <w:p>
+      <w:pPr>
+        <w:rPr>
+          <w:rFonts w:eastAsiaTheme="minorEastAsia"/>
+          <w:szCs w:val="22"/>
+        </w:rPr>
+      </w:pPr>
+      <w:r>
+        <w:rPr>
+          <w:rFonts w:eastAsiaTheme="minorEastAsia"/>
+          <w:szCs w:val="22"/>
+        </w:rPr>
+        <w:t xml:space="preserve">We seek: </w:t>
+      </w:r>
+    </w:p>
+    <w:p>
+      <w:pPr>
+        <w:pStyle w:val="ListParagraph"/>
+        <w:numPr>
+          <w:ilvl w:val="0"/>
+          <w:numId w:val="11"/>
+        </w:numPr>
+        <w:rPr>
+          <w:rFonts w:eastAsiaTheme="minorEastAsia"/>
+          <w:szCs w:val="22"/>
+        </w:rPr>
+      </w:pPr>
+      <m:oMath>
+        <m:r>
+          <w:rPr>
+            <w:rFonts w:ascii="Cambria Math" w:eastAsiaTheme="minorEastAsia" w:hAnsi="Cambria Math"/>
+            <w:szCs w:val="22"/>
+          </w:rPr>
+          <m:t>P</m:t>
+        </m:r>
+        <m:d>
+          <m:dPr>
+            <m:ctrlPr>
+              <w:rPr>
+                <w:rFonts w:ascii="Cambria Math" w:eastAsiaTheme="minorEastAsia" w:hAnsi="Cambria Math"/>
+                <w:i/>
+                <w:szCs w:val="22"/>
+              </w:rPr>
+            </m:ctrlPr>
+          </m:dPr>
+          <m:e>
+            <m:r>
+              <m:rPr>
+                <m:nor/>
+              </m:rPr>
+              <w:rPr>
+                <w:rFonts w:ascii="Cambria Math" w:eastAsiaTheme="minorEastAsia" w:hAnsi="Cambria Math"/>
+                <w:szCs w:val="22"/>
+              </w:rPr>
+              <m:t>asymptomatic AND test positive AND fast</m:t>
+            </m:r>
+          </m:e>
+        </m:d>
+      </m:oMath>
+    </w:p>
+    <w:p>
+      <w:pPr>
+        <w:pStyle w:val="ListParagraph"/>
+        <w:numPr>
+          <w:ilvl w:val="0"/>
+          <w:numId w:val="11"/>
+        </w:numPr>
+        <w:rPr>
+          <w:rFonts w:eastAsiaTheme="minorEastAsia"/>
+          <w:szCs w:val="22"/>
+        </w:rPr>
+      </w:pPr>
+      <m:oMath>
+        <m:r>
+          <w:rPr>
+            <w:rFonts w:ascii="Cambria Math" w:eastAsiaTheme="minorEastAsia" w:hAnsi="Cambria Math"/>
+            <w:szCs w:val="22"/>
+          </w:rPr>
+          <m:t>P</m:t>
+        </m:r>
+        <m:d>
+          <m:dPr>
+            <m:ctrlPr>
+              <w:rPr>
+                <w:rFonts w:ascii="Cambria Math" w:eastAsiaTheme="minorEastAsia" w:hAnsi="Cambria Math"/>
+                <w:i/>
+                <w:szCs w:val="22"/>
+              </w:rPr>
+            </m:ctrlPr>
+          </m:dPr>
+          <m:e>
+            <m:r>
+              <m:rPr>
+                <m:nor/>
+              </m:rPr>
+              <w:rPr>
+                <w:rFonts w:ascii="Cambria Math" w:eastAsiaTheme="minorEastAsia" w:hAnsi="Cambria Math"/>
+                <w:szCs w:val="22"/>
+              </w:rPr>
+              <m:t>test positive AND fast</m:t>
+            </m:r>
+          </m:e>
+          <m:e>
+            <m:r>
+              <m:rPr>
+                <m:nor/>
+              </m:rPr>
+              <w:rPr>
+                <w:rFonts w:ascii="Cambria Math" w:eastAsiaTheme="minorEastAsia" w:hAnsi="Cambria Math"/>
+                <w:szCs w:val="22"/>
+              </w:rPr>
+              <m:t>asymptomatic</m:t>
+            </m:r>
+          </m:e>
+        </m:d>
+      </m:oMath>
+    </w:p>
+    <w:p>
+      <w:pPr>
+        <w:pStyle w:val="ListParagraph"/>
+        <w:numPr>
+          <w:ilvl w:val="0"/>
+          <w:numId w:val="11"/>
+        </w:numPr>
+        <w:rPr>
+          <w:rFonts w:eastAsiaTheme="minorEastAsia"/>
+          <w:szCs w:val="22"/>
+        </w:rPr>
+      </w:pPr>
+      <m:oMath>
+        <m:r>
+          <w:rPr>
+            <w:rFonts w:ascii="Cambria Math" w:eastAsiaTheme="minorEastAsia" w:hAnsi="Cambria Math"/>
+            <w:szCs w:val="22"/>
+          </w:rPr>
+          <m:t>P</m:t>
+        </m:r>
+        <m:d>
+          <m:dPr>
+            <m:ctrlPr>
+              <w:rPr>
+                <w:rFonts w:ascii="Cambria Math" w:eastAsiaTheme="minorEastAsia" w:hAnsi="Cambria Math"/>
+                <w:i/>
+                <w:szCs w:val="22"/>
+              </w:rPr>
+            </m:ctrlPr>
+          </m:dPr>
+          <m:e>
+            <m:r>
+              <m:rPr>
+                <m:nor/>
+              </m:rPr>
+              <w:rPr>
+                <w:rFonts w:ascii="Cambria Math" w:eastAsiaTheme="minorEastAsia" w:hAnsi="Cambria Math"/>
+                <w:szCs w:val="22"/>
+              </w:rPr>
+              <m:t>fast</m:t>
+            </m:r>
+          </m:e>
+          <m:e>
+            <m:r>
+              <m:rPr>
+                <m:nor/>
+              </m:rPr>
+              <w:rPr>
+                <w:rFonts w:ascii="Cambria Math" w:eastAsiaTheme="minorEastAsia" w:hAnsi="Cambria Math"/>
+                <w:szCs w:val="22"/>
+              </w:rPr>
+              <m:t>asymptomatic</m:t>
+            </m:r>
+            <m:r>
+              <m:rPr>
+                <m:nor/>
+              </m:rPr>
+              <w:rPr>
+                <w:rFonts w:ascii="Cambria Math" w:eastAsiaTheme="minorEastAsia" w:hAnsi="Cambria Math"/>
+                <w:szCs w:val="22"/>
+              </w:rPr>
+              <m:t xml:space="preserve"> AND </m:t>
+            </m:r>
+            <m:r>
+              <m:rPr>
+                <m:nor/>
+              </m:rPr>
+              <w:rPr>
+                <w:rFonts w:ascii="Cambria Math" w:eastAsiaTheme="minorEastAsia" w:hAnsi="Cambria Math"/>
+                <w:szCs w:val="22"/>
+              </w:rPr>
+              <m:t>test positive</m:t>
+            </m:r>
+          </m:e>
+        </m:d>
+      </m:oMath>
+    </w:p>
+    <w:p>
+      <w:pPr>
+        <w:rPr>
+          <w:rFonts w:eastAsiaTheme="minorEastAsia"/>
+          <w:szCs w:val="22"/>
+        </w:rPr>
+      </w:pPr>
+    </w:p>
+    <w:p>
+      <w:pPr>
+        <w:rPr>
+          <w:rFonts w:eastAsiaTheme="minorEastAsia"/>
+          <w:szCs w:val="22"/>
+        </w:rPr>
+      </w:pPr>
+      <w:r>
+        <w:rPr>
+          <w:rFonts w:eastAsiaTheme="minorEastAsia"/>
+          <w:szCs w:val="22"/>
+        </w:rPr>
+        <w:t xml:space="preserve">Let’s derive these things: </w:t>
+      </w:r>
+    </w:p>
+    <w:p>
+      <w:pPr>
+        <w:rPr>
+          <w:rFonts w:eastAsiaTheme="minorEastAsia"/>
+          <w:szCs w:val="22"/>
+        </w:rPr>
+      </w:pPr>
+    </w:p>
+    <w:p>
+      <w:pPr>
+        <w:rPr>
+          <w:rFonts w:eastAsiaTheme="minorEastAsia"/>
+          <w:szCs w:val="22"/>
+        </w:rPr>
+      </w:pPr>
+      <m:oMathPara>
+        <m:oMath>
+          <m:r>
+            <w:rPr>
+              <w:rFonts w:ascii="Cambria Math" w:eastAsiaTheme="minorEastAsia" w:hAnsi="Cambria Math"/>
+              <w:szCs w:val="22"/>
+            </w:rPr>
+            <m:t>P</m:t>
+          </m:r>
+          <m:d>
+            <m:dPr>
+              <m:ctrlPr>
+                <w:rPr>
+                  <w:rFonts w:ascii="Cambria Math" w:eastAsiaTheme="minorEastAsia" w:hAnsi="Cambria Math"/>
+                  <w:i/>
+                  <w:szCs w:val="22"/>
+                </w:rPr>
+              </m:ctrlPr>
+            </m:dPr>
+            <m:e>
+              <m:r>
+                <m:rPr>
+                  <m:nor/>
+                </m:rPr>
+                <w:rPr>
+                  <w:rFonts w:ascii="Cambria Math" w:eastAsiaTheme="minorEastAsia" w:hAnsi="Cambria Math"/>
+                  <w:szCs w:val="22"/>
+                </w:rPr>
+                <m:t>asymptomatic AND test positive AND fast</m:t>
+              </m:r>
+            </m:e>
+          </m:d>
+        </m:oMath>
+      </m:oMathPara>
+    </w:p>
+    <w:p>
+      <w:pPr>
+        <w:rPr>
+          <w:rFonts w:eastAsiaTheme="minorEastAsia"/>
+          <w:szCs w:val="22"/>
+        </w:rPr>
+      </w:pPr>
+      <m:oMathPara>
+        <m:oMath>
+          <m:r>
+            <w:rPr>
+              <w:rFonts w:ascii="Cambria Math" w:eastAsiaTheme="minorEastAsia" w:hAnsi="Cambria Math"/>
+              <w:szCs w:val="22"/>
+            </w:rPr>
+            <m:t>=</m:t>
+          </m:r>
+          <m:nary>
+            <m:naryPr>
+              <m:supHide m:val="1"/>
+              <m:ctrlPr>
+                <w:rPr>
+                  <w:rFonts w:ascii="Cambria Math" w:eastAsiaTheme="minorEastAsia" w:hAnsi="Cambria Math"/>
+                  <w:szCs w:val="22"/>
+                </w:rPr>
+              </m:ctrlPr>
+            </m:naryPr>
+            <m:sub>
+              <m:r>
+                <w:rPr>
+                  <w:rFonts w:ascii="Cambria Math" w:eastAsiaTheme="minorEastAsia" w:hAnsi="Cambria Math"/>
+                  <w:szCs w:val="22"/>
+                </w:rPr>
+                <m:t>a</m:t>
+              </m:r>
+              <m:ctrlPr>
+                <w:rPr>
+                  <w:rFonts w:ascii="Cambria Math" w:eastAsiaTheme="minorEastAsia" w:hAnsi="Cambria Math"/>
+                  <w:i/>
+                  <w:szCs w:val="22"/>
+                </w:rPr>
+              </m:ctrlPr>
+            </m:sub>
+            <m:sup>
+              <m:ctrlPr>
+                <w:rPr>
+                  <w:rFonts w:ascii="Cambria Math" w:eastAsiaTheme="minorEastAsia" w:hAnsi="Cambria Math"/>
+                  <w:i/>
+                  <w:szCs w:val="22"/>
+                </w:rPr>
+              </m:ctrlPr>
+            </m:sup>
+            <m:e>
+              <m:sSub>
+                <m:sSubPr>
+                  <m:ctrlPr>
+                    <w:rPr>
+                      <w:rFonts w:ascii="Cambria Math" w:eastAsiaTheme="minorEastAsia" w:hAnsi="Cambria Math"/>
+                      <w:i/>
+                      <w:szCs w:val="22"/>
+                    </w:rPr>
+                  </m:ctrlPr>
+                </m:sSubPr>
+                <m:e>
+                  <m:r>
+                    <w:rPr>
+                      <w:rFonts w:ascii="Cambria Math" w:eastAsiaTheme="minorEastAsia" w:hAnsi="Cambria Math"/>
+                      <w:szCs w:val="22"/>
+                    </w:rPr>
+                    <m:t>f</m:t>
+                  </m:r>
+                </m:e>
+                <m:sub>
+                  <m:r>
+                    <w:rPr>
+                      <w:rFonts w:ascii="Cambria Math" w:eastAsiaTheme="minorEastAsia" w:hAnsi="Cambria Math"/>
+                      <w:szCs w:val="22"/>
+                    </w:rPr>
+                    <m:t>a</m:t>
+                  </m:r>
+                </m:sub>
+              </m:sSub>
+              <m:d>
+                <m:dPr>
+                  <m:ctrlPr>
+                    <w:rPr>
+                      <w:rFonts w:ascii="Cambria Math" w:eastAsiaTheme="minorEastAsia" w:hAnsi="Cambria Math"/>
+                      <w:i/>
+                      <w:szCs w:val="22"/>
+                    </w:rPr>
+                  </m:ctrlPr>
+                </m:dPr>
+                <m:e>
+                  <m:r>
+                    <w:rPr>
+                      <w:rFonts w:ascii="Cambria Math" w:eastAsiaTheme="minorEastAsia" w:hAnsi="Cambria Math"/>
+                      <w:szCs w:val="22"/>
+                    </w:rPr>
+                    <m:t>a</m:t>
+                  </m:r>
+                </m:e>
+              </m:d>
+              <m:r>
+                <w:rPr>
+                  <w:rFonts w:ascii="Cambria Math" w:eastAsiaTheme="minorEastAsia" w:hAnsi="Cambria Math"/>
+                  <w:szCs w:val="22"/>
+                </w:rPr>
+                <m:t>P</m:t>
+              </m:r>
+              <m:d>
+                <m:dPr>
+                  <m:ctrlPr>
+                    <w:rPr>
+                      <w:rFonts w:ascii="Cambria Math" w:eastAsiaTheme="minorEastAsia" w:hAnsi="Cambria Math"/>
+                      <w:i/>
+                      <w:szCs w:val="22"/>
+                    </w:rPr>
+                  </m:ctrlPr>
+                </m:dPr>
+                <m:e>
+                  <m:r>
+                    <m:rPr>
+                      <m:nor/>
+                    </m:rPr>
+                    <w:rPr>
+                      <w:rFonts w:ascii="Cambria Math" w:eastAsiaTheme="minorEastAsia" w:hAnsi="Cambria Math"/>
+                      <w:szCs w:val="22"/>
+                    </w:rPr>
+                    <m:t>asymptomatic</m:t>
+                  </m:r>
+                  <m:r>
+                    <m:rPr>
+                      <m:nor/>
+                    </m:rPr>
+                    <w:rPr>
+                      <w:rFonts w:ascii="Cambria Math" w:eastAsiaTheme="minorEastAsia" w:hAnsi="Cambria Math"/>
+                      <w:szCs w:val="22"/>
+                    </w:rPr>
+                    <m:t xml:space="preserve"> </m:t>
+                  </m:r>
+                  <m:r>
+                    <m:rPr>
+                      <m:nor/>
+                    </m:rPr>
+                    <w:rPr>
+                      <w:rFonts w:ascii="Cambria Math" w:eastAsiaTheme="minorEastAsia" w:hAnsi="Cambria Math"/>
+                      <w:szCs w:val="22"/>
+                    </w:rPr>
+                    <m:t>AND</m:t>
+                  </m:r>
+                  <m:r>
+                    <m:rPr>
+                      <m:nor/>
+                    </m:rPr>
+                    <w:rPr>
+                      <w:rFonts w:ascii="Cambria Math" w:eastAsiaTheme="minorEastAsia" w:hAnsi="Cambria Math"/>
+                      <w:szCs w:val="22"/>
+                    </w:rPr>
+                    <m:t xml:space="preserve"> </m:t>
+                  </m:r>
+                  <m:r>
+                    <m:rPr>
+                      <m:nor/>
+                    </m:rPr>
+                    <w:rPr>
+                      <w:rFonts w:ascii="Cambria Math" w:eastAsiaTheme="minorEastAsia" w:hAnsi="Cambria Math"/>
+                      <w:szCs w:val="22"/>
+                    </w:rPr>
+                    <m:t>infected</m:t>
+                  </m:r>
+                  <m:r>
+                    <m:rPr>
+                      <m:nor/>
+                    </m:rPr>
+                    <w:rPr>
+                      <w:rFonts w:ascii="Cambria Math" w:eastAsiaTheme="minorEastAsia" w:hAnsi="Cambria Math"/>
+                      <w:szCs w:val="22"/>
+                    </w:rPr>
+                    <m:t xml:space="preserve"> </m:t>
+                  </m:r>
+                  <m:r>
+                    <m:rPr>
+                      <m:nor/>
+                    </m:rPr>
+                    <w:rPr>
+                      <w:rFonts w:ascii="Cambria Math" w:eastAsiaTheme="minorEastAsia" w:hAnsi="Cambria Math"/>
+                      <w:szCs w:val="22"/>
+                    </w:rPr>
+                    <m:t>within</m:t>
+                  </m:r>
+                  <m:r>
+                    <m:rPr>
+                      <m:nor/>
+                    </m:rPr>
+                    <w:rPr>
+                      <w:rFonts w:ascii="Cambria Math" w:eastAsiaTheme="minorEastAsia" w:hAnsi="Cambria Math"/>
+                      <w:szCs w:val="22"/>
+                    </w:rPr>
+                    <m:t xml:space="preserve"> </m:t>
+                  </m:r>
+                  <m:r>
+                    <m:rPr>
+                      <m:nor/>
+                    </m:rPr>
+                    <w:rPr>
+                      <w:rFonts w:ascii="Cambria Math" w:eastAsiaTheme="minorEastAsia" w:hAnsi="Cambria Math"/>
+                      <w:szCs w:val="22"/>
+                    </w:rPr>
+                    <m:t>times</m:t>
+                  </m:r>
+                  <m:r>
+                    <m:rPr>
+                      <m:nor/>
+                    </m:rPr>
+                    <w:rPr>
+                      <w:rFonts w:ascii="Cambria Math" w:eastAsiaTheme="minorEastAsia" w:hAnsi="Cambria Math"/>
+                      <w:szCs w:val="22"/>
+                    </w:rPr>
+                    <m:t xml:space="preserve"> </m:t>
+                  </m:r>
+                  <m:d>
+                    <m:dPr>
+                      <m:begChr m:val="["/>
+                      <m:endChr m:val="]"/>
+                      <m:ctrlPr>
+                        <w:rPr>
+                          <w:rFonts w:ascii="Cambria Math" w:eastAsiaTheme="minorEastAsia" w:hAnsi="Cambria Math"/>
+                          <w:szCs w:val="22"/>
+                        </w:rPr>
+                      </m:ctrlPr>
+                    </m:dPr>
+                    <m:e>
+                      <m:r>
+                        <m:rPr>
+                          <m:nor/>
+                        </m:rPr>
+                        <w:rPr>
+                          <w:rFonts w:ascii="Cambria Math" w:eastAsiaTheme="minorEastAsia" w:hAnsi="Cambria Math"/>
+                          <w:szCs w:val="22"/>
+                        </w:rPr>
+                        <m:t>a-</m:t>
+                      </m:r>
+                      <m:r>
+                        <m:rPr>
+                          <m:nor/>
+                        </m:rPr>
+                        <w:rPr>
+                          <w:rFonts w:ascii="Cambria Math" w:eastAsiaTheme="minorEastAsia" w:hAnsi="Cambria Math"/>
+                          <w:szCs w:val="22"/>
+                          <w:lang w:val="el-GR"/>
+                        </w:rPr>
+                        <m:t>σ</m:t>
+                      </m:r>
+                      <m:r>
+                        <m:rPr>
+                          <m:nor/>
+                        </m:rPr>
+                        <w:rPr>
+                          <w:rFonts w:ascii="Cambria Math" w:eastAsiaTheme="minorEastAsia" w:hAnsi="Cambria Math"/>
+                          <w:szCs w:val="22"/>
+                        </w:rPr>
+                        <m:t>,</m:t>
+                      </m:r>
+                      <m:r>
+                        <m:rPr>
+                          <m:nor/>
+                        </m:rPr>
+                        <w:rPr>
+                          <w:rFonts w:ascii="Cambria Math" w:eastAsiaTheme="minorEastAsia" w:hAnsi="Cambria Math"/>
+                          <w:szCs w:val="22"/>
+                        </w:rPr>
+                        <m:t xml:space="preserve"> </m:t>
+                      </m:r>
+                      <m:r>
+                        <m:rPr>
+                          <m:nor/>
+                        </m:rPr>
+                        <w:rPr>
+                          <w:rFonts w:ascii="Cambria Math" w:eastAsiaTheme="minorEastAsia" w:hAnsi="Cambria Math"/>
+                          <w:szCs w:val="22"/>
+                        </w:rPr>
+                        <m:t>a</m:t>
+                      </m:r>
+                    </m:e>
+                  </m:d>
+                  <m:r>
+                    <m:rPr>
+                      <m:nor/>
+                    </m:rPr>
+                    <w:rPr>
+                      <w:rFonts w:ascii="Cambria Math" w:eastAsiaTheme="minorEastAsia" w:hAnsi="Cambria Math"/>
+                      <w:szCs w:val="22"/>
+                    </w:rPr>
+                    <m:t xml:space="preserve"> </m:t>
+                  </m:r>
+                  <m:r>
+                    <m:rPr>
+                      <m:nor/>
+                    </m:rPr>
+                    <w:rPr>
+                      <w:rFonts w:ascii="Cambria Math" w:eastAsiaTheme="minorEastAsia" w:hAnsi="Cambria Math"/>
+                      <w:szCs w:val="22"/>
+                    </w:rPr>
+                    <m:t>AND</m:t>
+                  </m:r>
+                  <m:r>
+                    <m:rPr>
+                      <m:nor/>
+                    </m:rPr>
+                    <w:rPr>
+                      <w:rFonts w:ascii="Cambria Math" w:eastAsiaTheme="minorEastAsia" w:hAnsi="Cambria Math"/>
+                      <w:szCs w:val="22"/>
+                    </w:rPr>
+                    <m:t xml:space="preserve"> </m:t>
+                  </m:r>
+                  <m:r>
+                    <m:rPr>
+                      <m:nor/>
+                    </m:rPr>
+                    <w:rPr>
+                      <w:rFonts w:ascii="Cambria Math" w:eastAsiaTheme="minorEastAsia" w:hAnsi="Cambria Math"/>
+                      <w:szCs w:val="22"/>
+                    </w:rPr>
+                    <m:t>fast</m:t>
+                  </m:r>
+                  <m:r>
+                    <m:rPr>
+                      <m:nor/>
+                    </m:rPr>
+                    <w:rPr>
+                      <w:rFonts w:ascii="Cambria Math" w:eastAsiaTheme="minorEastAsia" w:hAnsi="Cambria Math"/>
+                      <w:szCs w:val="22"/>
+                    </w:rPr>
+                    <m:t xml:space="preserve"> </m:t>
+                  </m:r>
+                </m:e>
+                <m:e>
+                  <m:r>
+                    <m:rPr>
+                      <m:nor/>
+                    </m:rPr>
+                    <w:rPr>
+                      <w:rFonts w:ascii="Cambria Math" w:eastAsiaTheme="minorEastAsia" w:hAnsi="Cambria Math"/>
+                      <w:szCs w:val="22"/>
+                    </w:rPr>
+                    <m:t xml:space="preserve"> </m:t>
+                  </m:r>
+                  <m:r>
+                    <m:rPr>
+                      <m:nor/>
+                    </m:rPr>
+                    <w:rPr>
+                      <w:rFonts w:ascii="Cambria Math" w:eastAsiaTheme="minorEastAsia" w:hAnsi="Cambria Math"/>
+                      <w:szCs w:val="22"/>
+                    </w:rPr>
+                    <m:t>age=a</m:t>
+                  </m:r>
+                </m:e>
+              </m:d>
+              <m:ctrlPr>
+                <w:rPr>
+                  <w:rFonts w:ascii="Cambria Math" w:eastAsiaTheme="minorEastAsia" w:hAnsi="Cambria Math"/>
+                  <w:i/>
+                  <w:szCs w:val="22"/>
+                </w:rPr>
+              </m:ctrlPr>
+            </m:e>
+          </m:nary>
+          <m:r>
+            <w:rPr>
+              <w:rFonts w:ascii="Cambria Math" w:eastAsiaTheme="minorEastAsia" w:hAnsi="Cambria Math"/>
+              <w:szCs w:val="22"/>
+            </w:rPr>
+            <m:t>da</m:t>
+          </m:r>
+        </m:oMath>
+      </m:oMathPara>
+    </w:p>
+    <w:p>
+      <w:pPr>
+        <w:rPr>
+          <w:rFonts w:eastAsiaTheme="minorEastAsia"/>
+          <w:szCs w:val="22"/>
+        </w:rPr>
+      </w:pPr>
+    </w:p>
+    <w:p>
+      <w:pPr>
+        <w:rPr>
+          <w:rFonts w:eastAsiaTheme="minorEastAsia"/>
+          <w:szCs w:val="22"/>
+        </w:rPr>
+      </w:pPr>
+    </w:p>
+    <w:p>
+      <w:pPr>
+        <w:rPr>
+          <w:rFonts w:eastAsiaTheme="minorEastAsia"/>
+          <w:szCs w:val="22"/>
+        </w:rPr>
+      </w:pPr>
+    </w:p>
+    <w:p>
+      <w:pPr>
+        <w:rPr>
+          <w:rFonts w:eastAsiaTheme="minorEastAsia"/>
+          <w:szCs w:val="22"/>
+        </w:rPr>
+      </w:pPr>
+    </w:p>
+    <w:p>
+      <w:pPr>
+        <w:rPr>
+          <w:rFonts w:eastAsiaTheme="minorEastAsia"/>
+          <w:szCs w:val="22"/>
+        </w:rPr>
+      </w:pPr>
+    </w:p>
+    <w:p>
+      <w:pPr>
+        <w:rPr>
+          <w:rFonts w:eastAsiaTheme="minorEastAsia"/>
+          <w:szCs w:val="22"/>
+        </w:rPr>
+      </w:pPr>
+    </w:p>
+    <w:p>
+      <w:pPr>
+        <w:rPr>
+          <w:rFonts w:eastAsiaTheme="minorEastAsia"/>
+          <w:szCs w:val="22"/>
+        </w:rPr>
+      </w:pPr>
+    </w:p>
+    <w:p>
+      <w:pPr>
+        <w:rPr>
+          <w:rFonts w:eastAsiaTheme="minorEastAsia"/>
+          <w:szCs w:val="22"/>
+        </w:rPr>
+      </w:pPr>
+    </w:p>
+    <w:p>
+      <w:pPr>
+        <w:rPr>
+          <w:rFonts w:eastAsiaTheme="minorEastAsia"/>
+          <w:szCs w:val="22"/>
+        </w:rPr>
+      </w:pPr>
+    </w:p>
+    <w:p>
+      <w:pPr>
+        <w:rPr>
+          <w:rFonts w:eastAsiaTheme="minorEastAsia"/>
+          <w:szCs w:val="22"/>
         </w:rPr>
       </w:pPr>
     </w:p>
